--- a/pr-preview/pr-30/chapters/coding-practices.docx
+++ b/pr-preview/pr-30/chapters/coding-practices.docx
@@ -15,7 +15,7 @@
         <w:pStyle w:val="Date"/>
       </w:pPr>
       <w:r>
-        <w:t xml:space="preserve">Last modified: 2026-10-14 02:06:18 (PDT)</w:t>
+        <w:t xml:space="preserve">Last modified: 2026-10-14 02:55:43 (PDT)</w:t>
       </w:r>
     </w:p>
     <w:p>
@@ -25019,7 +25019,7 @@
         <w:pStyle w:val="FirstParagraph"/>
       </w:pPr>
       <w:r>
-        <w:t xml:space="preserve">Rstudio (</w:t>
+        <w:t xml:space="preserve">RStudio (</w:t>
       </w:r>
       <w:hyperlink r:id="rId133">
         <w:r>
@@ -25030,7 +25030,7 @@
         </w:r>
       </w:hyperlink>
       <w:r>
-        <w:t xml:space="preserve">) supports the use of Sections and Subsections.</w:t>
+        <w:t xml:space="preserve">) supports the use of sections and subsections.</w:t>
       </w:r>
       <w:r>
         <w:t xml:space="preserve"> </w:t>
@@ -29973,7 +29973,7 @@
         <w:t xml:space="preserve"> </w:t>
       </w:r>
       <w:r>
-        <w:t xml:space="preserve">package comes in and this a</w:t>
+        <w:t xml:space="preserve">package comes in, and</w:t>
       </w:r>
       <w:r>
         <w:t xml:space="preserve"> </w:t>
@@ -29983,7 +29983,7 @@
           <w:rPr>
             <w:rStyle w:val="Hyperlink"/>
           </w:rPr>
-          <w:t xml:space="preserve">great vignette describing it</w:t>
+          <w:t xml:space="preserve">here is a great vignette describing it</w:t>
         </w:r>
       </w:hyperlink>
       <w:r>
@@ -37240,7 +37240,7 @@
         <w:pStyle w:val="BodyText"/>
       </w:pPr>
       <w:r>
-        <w:t xml:space="preserve">Thus, unless the recycling pattern described above is desirable feature for a certain experiment design,</w:t>
+        <w:t xml:space="preserve">Thus, unless the recycling pattern described above is a desirable feature for a certain experiment design,</w:t>
       </w:r>
       <w:r>
         <w:t xml:space="preserve"> </w:t>
